--- a/Dragon_Workshop_Development.docx
+++ b/Dragon_Workshop_Development.docx
@@ -39,7 +39,7 @@
     </w:p>
     <w:p>
       <w:pPr>
-        <w:spacing w:after="400"/>
+        <w:spacing w:after="120"/>
         <w:jc w:val="center"/>
       </w:pPr>
       <w:r>
@@ -51,7 +51,25 @@
           <w:sz w:val="20"/>
           <w:szCs w:val="20"/>
         </w:rPr>
-        <w:t xml:space="preserve">Built from the Revised Dragon Reader · Internal facilitator working document · 2026-08-19</w:t>
+        <w:t xml:space="preserve">Built from the Revised Dragon Reader · 2026-08-19 (rev. 2)</w:t>
+      </w:r>
+    </w:p>
+    <w:p>
+      <w:pPr>
+        <w:spacing w:after="400"/>
+        <w:jc w:val="center"/>
+      </w:pPr>
+      <w:r>
+        <w:rPr>
+          <w:rFonts w:ascii="Calibri" w:cs="Calibri" w:eastAsia="Calibri" w:hAnsi="Calibri"/>
+          <w:b/>
+          <w:bCs/>
+          <w:color w:val="1C2B3A"/>
+          <w:spacing w:val="10"/>
+          <w:sz w:val="18"/>
+          <w:szCs w:val="18"/>
+        </w:rPr>
+        <w:t xml:space="preserve">STATUS: GOVERNING — the current facilitation standard for Dragon</w:t>
       </w:r>
     </w:p>
     <w:p>
@@ -111,6 +129,71 @@
           <w:szCs w:val="21"/>
         </w:rPr>
         <w:t xml:space="preserve">Format: the ten-stage workshop architecture from Pass 1 is used as the organizing spine, since it already maps closely onto the Reader’s own section order and is the most field-tested structure available. Two stages — Association and Meta Shift — have no Reader equivalent and remain entirely facilitator-carried; this is named as a real, currently-unfilled gap for a live run, not glossed over.</w:t>
+      </w:r>
+    </w:p>
+    <w:p>
+      <w:pPr>
+        <w:pStyle w:val="Heading2"/>
+        <w:spacing w:after="120" w:before="320"/>
+      </w:pPr>
+      <w:r>
+        <w:rPr>
+          <w:rFonts w:ascii="Georgia" w:cs="Georgia" w:eastAsia="Georgia" w:hAnsi="Georgia"/>
+          <w:b/>
+          <w:bCs/>
+          <w:color w:val="8B6914"/>
+          <w:sz w:val="24"/>
+          <w:szCs w:val="24"/>
+        </w:rPr>
+        <w:t xml:space="preserve">Dragon’s Central Participant Movement</w:t>
+      </w:r>
+    </w:p>
+    <w:p>
+      <w:pPr>
+        <w:spacing w:after="160" w:line="276"/>
+      </w:pPr>
+      <w:r>
+        <w:rPr>
+          <w:rFonts w:ascii="Calibri" w:cs="Calibri" w:eastAsia="Calibri" w:hAnsi="Calibri"/>
+          <w:color w:val="2B2B2B"/>
+          <w:sz w:val="21"/>
+          <w:szCs w:val="21"/>
+        </w:rPr>
+        <w:t xml:space="preserve">Revision note (rev. 2): the first version of this document organized itself loosely around noticing and recognition as the workshop’s governing purpose. That was a mistake worth naming directly, not just fixing quietly. Noticing and recognizing happen throughout the workshop — they are close to constant, moment-to-moment activity — but they are instruments of a larger movement, not its destination. This revision is organized around that actual movement instead:</w:t>
+      </w:r>
+    </w:p>
+    <w:p>
+      <w:pPr>
+        <w:pBdr>
+          <w:left w:val="single" w:color="8B6914" w:sz="12" w:space="8"/>
+        </w:pBdr>
+        <w:spacing w:after="160" w:line="276"/>
+        <w:ind w:left="360"/>
+      </w:pPr>
+      <w:r>
+        <w:rPr>
+          <w:rFonts w:ascii="Calibri" w:cs="Calibri" w:eastAsia="Calibri" w:hAnsi="Calibri"/>
+          <w:i/>
+          <w:iCs/>
+          <w:color w:val="1C2B3A"/>
+          <w:sz w:val="21"/>
+          <w:szCs w:val="21"/>
+        </w:rPr>
+        <w:t xml:space="preserve">Encounter → interpretation → new information → changed perspective → examination of how meaning was made → connection to lived experience → language → choice / practice.</w:t>
+      </w:r>
+    </w:p>
+    <w:p>
+      <w:pPr>
+        <w:spacing w:after="160" w:line="276"/>
+      </w:pPr>
+      <w:r>
+        <w:rPr>
+          <w:rFonts w:ascii="Calibri" w:cs="Calibri" w:eastAsia="Calibri" w:hAnsi="Calibri"/>
+          <w:color w:val="2B2B2B"/>
+          <w:sz w:val="21"/>
+          <w:szCs w:val="21"/>
+        </w:rPr>
+        <w:t xml:space="preserve">The ten-stage architecture below already carries this movement, unchanged: Encounter is the encounter. Association is interpretation. Story/Poem delivers new information; Disruption delivers more, sharply, changing what the participant thought they were looking at. Meta Shift is the examination of how that meaning was made — one of the workshop’s strongest teaching and training elements, preserved here without alteration. The Recognition stage’s Larger Story and Reflection connect that examination to lived experience beyond the dragon. Conscious Language is the language. Application and Return are the choice and the practice. Nothing about the sequence, the timing, or the substantive teaching changes in this revision — what changes is language that had treated an earlier step (noticing, staying with it, recognizing) as if it were the finish line, when the movement was always meant to keep going.</w:t>
       </w:r>
     </w:p>
     <w:p>
@@ -1545,7 +1628,7 @@
                 <w:sz w:val="19"/>
                 <w:szCs w:val="19"/>
               </w:rPr>
-              <w:t xml:space="preserve">MOVE FORWARD sustained + close</w:t>
+              <w:t xml:space="preserve">MOVE FORWARD — choice and practice</w:t>
             </w:r>
           </w:p>
         </w:tc>
@@ -2371,7 +2454,7 @@
           <w:sz w:val="21"/>
           <w:szCs w:val="21"/>
         </w:rPr>
-        <w:t xml:space="preserve">Silent at first, letting the return register on its own. Then, quietly: “The parts were never meant to compete. They were made to live as one. Not this or that. But and.” Closes with Living the Message’s revised text: “You will meet this division again — in a conversation, a decision, a moment of self-judgment. You will not need new questions to recognize it. You will only need to remember: not two enemies, but one creature divided in sight.” No debrief, no wrap-up announcement layered on top.</w:t>
+        <w:t xml:space="preserve">Silent at first, letting the return register on its own. Then, quietly: “The parts were never meant to compete. They were made to live as one. Not this or that. But and.” Closes by naming what carries forward as a practiced way of responding, not a memory to retain (rev. 2 — was “you will only need to remember,” which left the participant with recall rather than something to do): “You will meet this division again — in a conversation, a decision, a moment of self-judgment. When you do, you will have a way of meeting it: not two enemies, but one creature divided in sight — and a choice, in that moment, to respond from presence instead of striving.” No debrief, no wrap-up announcement layered on top.</w:t>
       </w:r>
     </w:p>
     <w:p>
@@ -2813,7 +2896,7 @@
           <w:sz w:val="21"/>
           <w:szCs w:val="21"/>
         </w:rPr>
-        <w:t xml:space="preserve">Receives the closing without further task — mirrors Orientation’s own restraint.</w:t>
+        <w:t xml:space="preserve">Receives the closing without further task — mirrors Orientation’s own restraint. What they carry out of the room is a choice they now have available to them, not only an image or a phrase to recall.</w:t>
       </w:r>
     </w:p>
     <w:p>
@@ -3532,7 +3615,7 @@
                 <w:sz w:val="19"/>
                 <w:szCs w:val="19"/>
               </w:rPr>
-              <w:t xml:space="preserve">Returns to the image. 30 seconds of silence. “Let’s put what you’re noticing into words.”</w:t>
+              <w:t xml:space="preserve">Returns to the image. 30 seconds of silence. “Let’s put what you’ve been working out into words.” (rev. 2: not “what you’re noticing” — by this point the participant has interpreted, met new information, been disrupted, and examined how they made meaning of it; the language stage deserves credit for that whole arc, not just the noticing at its start.)</w:t>
             </w:r>
           </w:p>
         </w:tc>
@@ -3721,6 +3804,22 @@
           <w:szCs w:val="30"/>
         </w:rPr>
         <w:t xml:space="preserve">7. Closing / Carry-Forward — What Participants Leave With</w:t>
+      </w:r>
+    </w:p>
+    <w:p>
+      <w:pPr>
+        <w:spacing w:after="160" w:line="276"/>
+      </w:pPr>
+      <w:r>
+        <w:rPr>
+          <w:rFonts w:ascii="Calibri" w:cs="Calibri" w:eastAsia="Calibri" w:hAnsi="Calibri"/>
+          <w:i/>
+          <w:iCs/>
+          <w:color w:val="2B2B2B"/>
+          <w:sz w:val="19"/>
+          <w:szCs w:val="19"/>
+        </w:rPr>
+        <w:t xml:space="preserve">Rev. 2: every item below is checked against one question — does this describe something the participant can now do, or only something they can recall? Two items were rewritten because they answered “recall.”</w:t>
       </w:r>
     </w:p>
     <w:p>
@@ -3739,7 +3838,7 @@
           <w:sz w:val="21"/>
           <w:szCs w:val="21"/>
         </w:rPr>
-        <w:t xml:space="preserve">A named, memorable phrase they can recognize again: “not two enemies, but one creature divided in sight.” Recognition names it first; Living the Message’s revised close deliberately calls it back rather than asking new questions — the same line doing double duty as teaching content and closing device.</w:t>
+        <w:t xml:space="preserve">A phrase they can draw on the next time this division shows up — “not two enemies, but one creature divided in sight” — not as something to recognize again, but as a way of responding they now have available to them. (rev. 2 — was framed as a phrase to “recognize again”; recognizing it a second time isn’t the point, using it is.)</w:t>
       </w:r>
     </w:p>
     <w:p>
@@ -3777,7 +3876,7 @@
           <w:sz w:val="21"/>
           <w:szCs w:val="21"/>
         </w:rPr>
-        <w:t xml:space="preserve">A repeatable practice, not a one-time verdict: Reflection’s revised close (“A Practice, Not a Verdict”) explicitly tells participants to return to its four questions later, when old patterns resurface — rather than treating the workshop as a closed loop.</w:t>
+        <w:t xml:space="preserve">A repeatable practice, not a one-time verdict: Reflection’s close (“A Practice, Not a Verdict”) asks participants to return to its four questions later, when old patterns resurface — and, in that return, to choose presence over striving in the moment, not simply to confirm the pattern again. (rev. 2 — the prior version of this document stopped at “notice whether the division feels a little less absolute”; noticing a feeling is not yet the practice.)</w:t>
       </w:r>
     </w:p>
     <w:p>
@@ -3815,7 +3914,7 @@
           <w:sz w:val="21"/>
           <w:szCs w:val="21"/>
         </w:rPr>
-        <w:t xml:space="preserve">Permission to keep noticing without needing to master anything — Living the Message’s unchanged closing lines: “There is nothing here to force to completion. Simply continue noticing. Sometimes the smallest recognition becomes the beginning of the deepest change.”</w:t>
+        <w:t xml:space="preserve">Permission to keep practicing without needing to master it in one sitting. The Reader’s own closing lines already hold this: “There is nothing here to force to completion... Sometimes the smallest recognition becomes the beginning of the deepest change.” The workshop’s live close (Section 3, Return) extends it one step further — toward a choice the participant can make next time, not only something to keep noticing.</w:t>
       </w:r>
     </w:p>
     <w:p>
@@ -3949,7 +4048,21 @@
           <w:sz w:val="24"/>
           <w:szCs w:val="24"/>
         </w:rPr>
-        <w:t xml:space="preserve">Genuinely open, unresolved by this document</w:t>
+        <w:t xml:space="preserve">What changed in this revision (rev. 2)</w:t>
+      </w:r>
+    </w:p>
+    <w:p>
+      <w:pPr>
+        <w:spacing w:after="160" w:line="276"/>
+      </w:pPr>
+      <w:r>
+        <w:rPr>
+          <w:rFonts w:ascii="Calibri" w:cs="Calibri" w:eastAsia="Calibri" w:hAnsi="Calibri"/>
+          <w:color w:val="2B2B2B"/>
+          <w:sz w:val="21"/>
+          <w:szCs w:val="21"/>
+        </w:rPr>
+        <w:t xml:space="preserve">The first version of this document organized its language around noticing and recognition as if they were the workshop’s outcome. Susan corrected this directly: Dragon’s actual movement is encounter → interpretation → new information → changed perspective → examination of how meaning was made → connection to lived experience → language → choice/practice — and noticing supports that movement rather than governing it. Nothing about the ten-stage architecture, timing, or substantive teaching changed. What changed:</w:t>
       </w:r>
     </w:p>
     <w:p>
@@ -3968,7 +4081,7 @@
           <w:sz w:val="21"/>
           <w:szCs w:val="21"/>
         </w:rPr>
-        <w:t xml:space="preserve">The Disruption wide-image production decision (Section 2, above) — the single highest-priority open item blocking a fully-staged first test run.</w:t>
+        <w:t xml:space="preserve">A new “Dragon’s Central Participant Movement” section (above) states the corrected governing lens explicitly, with the ten stages mapped against it.</w:t>
       </w:r>
     </w:p>
     <w:p>
@@ -3987,7 +4100,7 @@
           <w:sz w:val="21"/>
           <w:szCs w:val="21"/>
         </w:rPr>
-        <w:t xml:space="preserve">The Meta Shift two-panel slide asset — designed, not yet built.</w:t>
+        <w:t xml:space="preserve">Recognition (Stage 7)’s transition line into Conscious Language: “what you’re noticing” → “what you’ve been working out.”</w:t>
       </w:r>
     </w:p>
     <w:p>
@@ -4006,7 +4119,7 @@
           <w:sz w:val="21"/>
           <w:szCs w:val="21"/>
         </w:rPr>
-        <w:t xml:space="preserve">Association and Meta Shift remain the least field-tested stages in the whole arc, exactly as Pass 1 flagged — having no Reader equivalent, they depend entirely on live facilitation until a real test run happens.</w:t>
+        <w:t xml:space="preserve">Return (Stage 10)’s spoken close: rewritten from asking the participant to remember a phrase to naming a choice they now have available to them — a live-only register shift, not a change to the Reader’s own page text.</w:t>
       </w:r>
     </w:p>
     <w:p>
@@ -4025,7 +4138,7 @@
           <w:sz w:val="21"/>
           <w:szCs w:val="21"/>
         </w:rPr>
-        <w:t xml:space="preserve">The James 4:7 framing on the public /encounters/dragon website page still sits in tension with this workshop’s reconciliation frame — unchanged, out of scope here, and separate from the internal Reader/workshop asset this document covers.</w:t>
+        <w:t xml:space="preserve">Section 7 (Closing/Carry-Forward): two of five items rewritten from recall-framed to practice-framed language.</w:t>
       </w:r>
     </w:p>
     <w:p>
@@ -4042,7 +4155,38 @@
           <w:sz w:val="24"/>
           <w:szCs w:val="24"/>
         </w:rPr>
-        <w:t xml:space="preserve">Confirmed scope, per Susan’s direct instruction</w:t>
+        <w:t xml:space="preserve">Flag for the Website Audit List — James 4:7 vs. the Reconciliation Frame</w:t>
+      </w:r>
+    </w:p>
+    <w:p>
+      <w:pPr>
+        <w:spacing w:after="160" w:line="276"/>
+      </w:pPr>
+      <w:r>
+        <w:rPr>
+          <w:rFonts w:ascii="Calibri" w:cs="Calibri" w:eastAsia="Calibri" w:hAnsi="Calibri"/>
+          <w:color w:val="2B2B2B"/>
+          <w:sz w:val="21"/>
+          <w:szCs w:val="21"/>
+        </w:rPr>
+        <w:t xml:space="preserve">This is a standing inconsistency, previously identified and now recorded here so it is not lost: the public /encounters/dragon website page opens with James 4:7 (“Resist the devil, and he will flee from you”), an adversarial, defeat-the-enemy framing. This workshop — and the Edition it is built from — is organized entirely around reconciliation and dividedness, citing James 1:8 and Augustine instead, and its explicit thesis is that the dragon is not an enemy to be resisted or defeated. A visitor who reads the website page first and then enters this workshop would need to unlearn its framing to get full value from the workshop’s. This is a website-content decision, not a workshop-content one — resolving it belongs on the website audit list, not in this document, and no change has been made to /encounters/dragon here.</w:t>
+      </w:r>
+    </w:p>
+    <w:p>
+      <w:pPr>
+        <w:pStyle w:val="Heading2"/>
+        <w:spacing w:after="120" w:before="320"/>
+      </w:pPr>
+      <w:r>
+        <w:rPr>
+          <w:rFonts w:ascii="Georgia" w:cs="Georgia" w:eastAsia="Georgia" w:hAnsi="Georgia"/>
+          <w:b/>
+          <w:bCs/>
+          <w:color w:val="8B6914"/>
+          <w:sz w:val="24"/>
+          <w:szCs w:val="24"/>
+        </w:rPr>
+        <w:t xml:space="preserve">Genuinely open, unresolved by this document</w:t>
       </w:r>
     </w:p>
     <w:p>
@@ -4061,7 +4205,7 @@
           <w:sz w:val="21"/>
           <w:szCs w:val="21"/>
         </w:rPr>
-        <w:t xml:space="preserve">No public link added to /editions/dragon/read.</w:t>
+        <w:t xml:space="preserve">The Disruption wide-image production decision (Section 2, above) — the single highest-priority open item blocking a fully-staged first test run.</w:t>
       </w:r>
     </w:p>
     <w:p>
@@ -4080,7 +4224,7 @@
           <w:sz w:val="21"/>
           <w:szCs w:val="21"/>
         </w:rPr>
-        <w:t xml:space="preserve">No public Readers built for Bowls, Ballerina, Grismere, Poppy, or Queen Ann.</w:t>
+        <w:t xml:space="preserve">The Meta Shift two-panel slide asset — designed, not yet built.</w:t>
       </w:r>
     </w:p>
     <w:p>
@@ -4099,7 +4243,24 @@
           <w:sz w:val="21"/>
           <w:szCs w:val="21"/>
         </w:rPr>
-        <w:t xml:space="preserve">Public Edition pages remain previews only — unchanged in this pass.</w:t>
+        <w:t xml:space="preserve">Association and Meta Shift remain the least field-tested stages in the whole arc, exactly as Pass 1 flagged — having no Reader equivalent, they depend entirely on live facilitation until a real test run happens.</w:t>
+      </w:r>
+    </w:p>
+    <w:p>
+      <w:pPr>
+        <w:pStyle w:val="Heading2"/>
+        <w:spacing w:after="120" w:before="320"/>
+      </w:pPr>
+      <w:r>
+        <w:rPr>
+          <w:rFonts w:ascii="Georgia" w:cs="Georgia" w:eastAsia="Georgia" w:hAnsi="Georgia"/>
+          <w:b/>
+          <w:bCs/>
+          <w:color w:val="8B6914"/>
+          <w:sz w:val="24"/>
+          <w:szCs w:val="24"/>
+        </w:rPr>
+        <w:t xml:space="preserve">Confirmed scope, per Susan’s direct instruction</w:t>
       </w:r>
     </w:p>
     <w:p>
@@ -4118,7 +4279,7 @@
           <w:sz w:val="21"/>
           <w:szCs w:val="21"/>
         </w:rPr>
-        <w:t xml:space="preserve">Phase 5 of the June Implementation Specification is reinterpreted: not a rollout of public Edition Readers, but development of the remaining five Editions into facilitated workshop experiences, using Dragon’s proven architecture where it fits — the same seven-part structure as this document, applied per Edition, not a shared automated pipeline.</w:t>
+        <w:t xml:space="preserve">No public link added to /editions/dragon/read.</w:t>
       </w:r>
     </w:p>
     <w:p>
@@ -4137,7 +4298,83 @@
           <w:sz w:val="21"/>
           <w:szCs w:val="21"/>
         </w:rPr>
+        <w:t xml:space="preserve">No public Readers built for Bowls, Ballerina, Grismere, Poppy, or Queen Ann.</w:t>
+      </w:r>
+    </w:p>
+    <w:p>
+      <w:pPr>
+        <w:pStyle w:val="ListParagraph"/>
+        <w:numPr>
+          <w:ilvl w:val="0"/>
+          <w:numId w:val="2"/>
+        </w:numPr>
+        <w:spacing w:after="100"/>
+      </w:pPr>
+      <w:r>
+        <w:rPr>
+          <w:rFonts w:ascii="Calibri" w:cs="Calibri" w:eastAsia="Calibri" w:hAnsi="Calibri"/>
+          <w:color w:val="2B2B2B"/>
+          <w:sz w:val="21"/>
+          <w:szCs w:val="21"/>
+        </w:rPr>
+        <w:t xml:space="preserve">Public Edition pages remain previews only — unchanged in this pass.</w:t>
+      </w:r>
+    </w:p>
+    <w:p>
+      <w:pPr>
+        <w:pStyle w:val="ListParagraph"/>
+        <w:numPr>
+          <w:ilvl w:val="0"/>
+          <w:numId w:val="2"/>
+        </w:numPr>
+        <w:spacing w:after="100"/>
+      </w:pPr>
+      <w:r>
+        <w:rPr>
+          <w:rFonts w:ascii="Calibri" w:cs="Calibri" w:eastAsia="Calibri" w:hAnsi="Calibri"/>
+          <w:color w:val="2B2B2B"/>
+          <w:sz w:val="21"/>
+          <w:szCs w:val="21"/>
+        </w:rPr>
+        <w:t xml:space="preserve">Phase 5 of the June Implementation Specification is reinterpreted: not a rollout of public Edition Readers, but development of the remaining five Editions into facilitated workshop experiences, using Dragon’s proven architecture where it fits — the same seven-part structure as this document, applied per Edition, not a shared automated pipeline.</w:t>
+      </w:r>
+    </w:p>
+    <w:p>
+      <w:pPr>
+        <w:pStyle w:val="ListParagraph"/>
+        <w:numPr>
+          <w:ilvl w:val="0"/>
+          <w:numId w:val="2"/>
+        </w:numPr>
+        <w:spacing w:after="100"/>
+      </w:pPr>
+      <w:r>
+        <w:rPr>
+          <w:rFonts w:ascii="Calibri" w:cs="Calibri" w:eastAsia="Calibri" w:hAnsi="Calibri"/>
+          <w:color w:val="2B2B2B"/>
+          <w:sz w:val="21"/>
+          <w:szCs w:val="21"/>
+        </w:rPr>
         <w:t xml:space="preserve">Phase 4 automation (the asset-extraction scripts) remains deliberately not started, pending both Dragon and Queen Ann proving the pattern through actual use.</w:t>
+      </w:r>
+    </w:p>
+    <w:p>
+      <w:pPr>
+        <w:pStyle w:val="ListParagraph"/>
+        <w:numPr>
+          <w:ilvl w:val="0"/>
+          <w:numId w:val="2"/>
+        </w:numPr>
+        <w:spacing w:after="100"/>
+      </w:pPr>
+      <w:r>
+        <w:rPr>
+          <w:rFonts w:ascii="Calibri" w:cs="Calibri" w:eastAsia="Calibri" w:hAnsi="Calibri"/>
+          <w:color w:val="2B2B2B"/>
+          <w:sz w:val="21"/>
+          <w:szCs w:val="21"/>
+        </w:rPr>
+        <w:t xml:space="preserve">With this revision, Dragon becomes the first real workshop model. Queen Ann should be developed next from the same developmental principles named above — encounter → interpretation → new information → changed perspective → examination → connection → language → choice/practice — not mechanically forced into Dragon’s subject matter (division, reconciliation, “and”) or its literal ten-movement labels. Queen Ann’s own territory (transition, relinquishment, pilgrimage, trust beyond possession) will find its own content at each step of the same movement; the movement transfers, the content does not.</w:t>
       </w:r>
     </w:p>
     <w:sectPr>

--- a/Dragon_Workshop_Development.docx
+++ b/Dragon_Workshop_Development.docx
@@ -51,7 +51,7 @@
           <w:sz w:val="20"/>
           <w:szCs w:val="20"/>
         </w:rPr>
-        <w:t xml:space="preserve">Built from the Revised Dragon Reader · 2026-08-19 (rev. 2)</w:t>
+        <w:t xml:space="preserve">Built from the Revised Dragon Reader · 2026-08-19 (rev. 3 — Final Refinement)</w:t>
       </w:r>
     </w:p>
     <w:p>
@@ -2165,8 +2165,8 @@
           <w:sz w:val="21"/>
           <w:szCs w:val="21"/>
         </w:rPr>
-        <w:t xml:space="preserve">Speaks the Central WHY in full, close to verbatim — this is scripted language, not something to improvise:
-“We use symbols, images, poetry, and writing to observe something we do every day: make meaning from what we encounter. We notice not only what we think, but what our minds are doing as we think it. Today we’ll spend time with one figure — a dragon. I’m not going to tell you what it means. That’s not because I’m withholding something from you. It’s because the point isn’t the dragon’s meaning — it’s watching what your own mind does when it meets him. There’s nothing to figure out right away, and nothing you notice is too small to mention. When something becomes recognizable, we can put it into language — and once we can name it, we have more choice about what we do with it. Let’s begin.”</w:t>
+        <w:t xml:space="preserve">Speaks the new opening, close to verbatim — scripted language, not something to improvise (rev. 3 — replaces the prior Central WHY script, which named the cognitive mechanism, “watching what your own mind does,” before the participant had experienced anything):
+“We bring our own stories to every experience. AwakenArts explores what they hold. Today we’re going to begin with an image and a poem, and follow where they take us. Along the way, what we first see may not be quite what we thought we were seeing. That’s part of the experience.” Does not explain metacognition, recognition, symbolic process, or the intended lesson in advance — the participant experiences the shift before being taught from it.</w:t>
       </w:r>
     </w:p>
     <w:p>
@@ -2994,7 +2994,7 @@
           <w:sz w:val="21"/>
           <w:szCs w:val="21"/>
         </w:rPr>
-        <w:t xml:space="preserve">The substantive material Susan is actually teaching, drawn verbatim from the revised Reader — the participant may meet this exact language again if the Edition is later read on its own, so live language and written language stay in agreement.</w:t>
+        <w:t xml:space="preserve">The substantive material Susan is actually teaching, drawn verbatim from the revised Reader. (Rev. 3 correction: an earlier version of this paragraph assumed a participant might later read the Edition on their own and meet this language again — that assumed a public Reader. It is not public. The Dragon Reader is internal workshop-development material, kept in sync with what Susan actually teaches live; it has no public link and is not a participant product. The reason this text is drawn verbatim from the Reader is only so the facilitator’s spoken content and the site’s authored source material stay in agreement with each other — not because a participant will ever read it directly.)</w:t>
       </w:r>
     </w:p>
     <w:p>
@@ -4139,6 +4139,89 @@
           <w:szCs w:val="21"/>
         </w:rPr>
         <w:t xml:space="preserve">Section 7 (Closing/Carry-Forward): two of five items rewritten from recall-framed to practice-framed language.</w:t>
+      </w:r>
+    </w:p>
+    <w:p>
+      <w:pPr>
+        <w:pStyle w:val="Heading2"/>
+        <w:spacing w:after="120" w:before="320"/>
+      </w:pPr>
+      <w:r>
+        <w:rPr>
+          <w:rFonts w:ascii="Georgia" w:cs="Georgia" w:eastAsia="Georgia" w:hAnsi="Georgia"/>
+          <w:b/>
+          <w:bCs/>
+          <w:color w:val="8B6914"/>
+          <w:sz w:val="24"/>
+          <w:szCs w:val="24"/>
+        </w:rPr>
+        <w:t xml:space="preserve">What changed in Final Refinement (rev. 3)</w:t>
+      </w:r>
+    </w:p>
+    <w:p>
+      <w:pPr>
+        <w:spacing w:after="160" w:line="276"/>
+      </w:pPr>
+      <w:r>
+        <w:rPr>
+          <w:rFonts w:ascii="Calibri" w:cs="Calibri" w:eastAsia="Calibri" w:hAnsi="Calibri"/>
+          <w:color w:val="2B2B2B"/>
+          <w:sz w:val="21"/>
+          <w:szCs w:val="21"/>
+        </w:rPr>
+        <w:t xml:space="preserve">Accepted by Susan as the governing facilitation standard, with three further corrections before moving into production. Architecture, timing, Meta Shift, and the concrete practices are untouched — this pass is language-only, in two places:</w:t>
+      </w:r>
+    </w:p>
+    <w:p>
+      <w:pPr>
+        <w:pStyle w:val="ListParagraph"/>
+        <w:numPr>
+          <w:ilvl w:val="0"/>
+          <w:numId w:val="2"/>
+        </w:numPr>
+        <w:spacing w:after="100"/>
+      </w:pPr>
+      <w:r>
+        <w:rPr>
+          <w:rFonts w:ascii="Calibri" w:cs="Calibri" w:eastAsia="Calibri" w:hAnsi="Calibri"/>
+          <w:color w:val="2B2B2B"/>
+          <w:sz w:val="21"/>
+          <w:szCs w:val="21"/>
+        </w:rPr>
+        <w:t xml:space="preserve">Orientation (Stage 1)’s script replaced entirely. The prior version explained the workshop’s cognitive mechanism (“watching what your own mind does”) before the participant had experienced anything — naming the lesson before the encounter. The new script states only what AwakenArts does and that first impressions may shift; it names no mechanism, no metacognition, no “recognition,” and no intended lesson in advance. It also now opens with the same line as the public Workshops page (“We bring our own stories to every experience. AwakenArts explores what they hold.”), so the workshop’s spoken opening and the site’s written invitation are one voice.</w:t>
+      </w:r>
+    </w:p>
+    <w:p>
+      <w:pPr>
+        <w:pStyle w:val="ListParagraph"/>
+        <w:numPr>
+          <w:ilvl w:val="0"/>
+          <w:numId w:val="2"/>
+        </w:numPr>
+        <w:spacing w:after="100"/>
+      </w:pPr>
+      <w:r>
+        <w:rPr>
+          <w:rFonts w:ascii="Calibri" w:cs="Calibri" w:eastAsia="Calibri" w:hAnsi="Calibri"/>
+          <w:color w:val="2B2B2B"/>
+          <w:sz w:val="21"/>
+          <w:szCs w:val="21"/>
+        </w:rPr>
+        <w:t xml:space="preserve">Teaching Content’s introduction corrected. It previously assumed a participant might later read the Edition and meet this language again — an assumption of public Reader access that does not hold. The Reader is internal workshop-development material only; the paragraph now states plainly why the language is still drawn verbatim from it (facilitator/source agreement), without implying a participant will ever read it directly.</w:t>
+      </w:r>
+    </w:p>
+    <w:p>
+      <w:pPr>
+        <w:spacing w:after="160" w:line="276"/>
+      </w:pPr>
+      <w:r>
+        <w:rPr>
+          <w:rFonts w:ascii="Calibri" w:cs="Calibri" w:eastAsia="Calibri" w:hAnsi="Calibri"/>
+          <w:color w:val="2B2B2B"/>
+          <w:sz w:val="21"/>
+          <w:szCs w:val="21"/>
+        </w:rPr>
+        <w:t xml:space="preserve">Per Susan’s explicit instruction, this closes the conceptual-revision phase: no further architecture pass is planned unless building the presentation itself exposes a genuine structural problem. The next work against this document is production — resolving the two outstanding visual-asset gaps and building the actual slide deck — not further language auditing.</w:t>
       </w:r>
     </w:p>
     <w:p>
